--- a/flow/20230927_hours/drafts/2024-01-u/05.01.docx
+++ b/flow/20230927_hours/drafts/2024-01-u/05.01.docx
@@ -4904,43 +4904,7 @@
           <w:sz w:val="24"/>
           <w:highlight w:val="white"/>
         </w:rPr>
-        <w:t xml:space="preserve">У струях днесь </w:t>
-      </w:r>
-      <w:r>
-        <w:rPr>
-          <w:rFonts w:ascii="Times New Roman" w:hAnsi="Times New Roman"/>
-          <w:color w:val="000000"/>
-          <w:sz w:val="24"/>
-          <w:highlight w:val="white"/>
-        </w:rPr>
-        <w:t>Йорданових</w:t>
-      </w:r>
-      <w:r>
-        <w:rPr>
-          <w:rFonts w:ascii="Times New Roman" w:hAnsi="Times New Roman"/>
-          <w:color w:val="000000"/>
-          <w:sz w:val="24"/>
-          <w:highlight w:val="white"/>
-        </w:rPr>
-        <w:t xml:space="preserve"> був Господь,* каже </w:t>
-      </w:r>
-      <w:r>
-        <w:rPr>
-          <w:rFonts w:ascii="Times New Roman" w:hAnsi="Times New Roman"/>
-          <w:color w:val="000000"/>
-          <w:sz w:val="24"/>
-          <w:highlight w:val="white"/>
-        </w:rPr>
-        <w:t>Йоанові</w:t>
-      </w:r>
-      <w:r>
-        <w:rPr>
-          <w:rFonts w:ascii="Times New Roman" w:hAnsi="Times New Roman"/>
-          <w:color w:val="000000"/>
-          <w:sz w:val="24"/>
-          <w:highlight w:val="white"/>
-        </w:rPr>
-        <w:t>:* Не бійся мене хрестити,* Я бо прийшов спасти Адама первозданного.</w:t>
+        <w:t>У струях днесь Йорданових був Господь,* каже Йоанові:* Не бійся мене хрестити,* Я бо прийшов спасти Адама первозданного.</w:t>
       </w:r>
     </w:p>
     <w:p>
@@ -10132,43 +10096,7 @@
           <w:sz w:val="24"/>
           <w:highlight w:val="white"/>
         </w:rPr>
-        <w:t xml:space="preserve">У струях днесь </w:t>
-      </w:r>
-      <w:r>
-        <w:rPr>
-          <w:rFonts w:ascii="Times New Roman" w:hAnsi="Times New Roman"/>
-          <w:color w:val="000000"/>
-          <w:sz w:val="24"/>
-          <w:highlight w:val="white"/>
-        </w:rPr>
-        <w:t>Йорданових</w:t>
-      </w:r>
-      <w:r>
-        <w:rPr>
-          <w:rFonts w:ascii="Times New Roman" w:hAnsi="Times New Roman"/>
-          <w:color w:val="000000"/>
-          <w:sz w:val="24"/>
-          <w:highlight w:val="white"/>
-        </w:rPr>
-        <w:t xml:space="preserve"> був Господь,* каже </w:t>
-      </w:r>
-      <w:r>
-        <w:rPr>
-          <w:rFonts w:ascii="Times New Roman" w:hAnsi="Times New Roman"/>
-          <w:color w:val="000000"/>
-          <w:sz w:val="24"/>
-          <w:highlight w:val="white"/>
-        </w:rPr>
-        <w:t>Йоанові</w:t>
-      </w:r>
-      <w:r>
-        <w:rPr>
-          <w:rFonts w:ascii="Times New Roman" w:hAnsi="Times New Roman"/>
-          <w:color w:val="000000"/>
-          <w:sz w:val="24"/>
-          <w:highlight w:val="white"/>
-        </w:rPr>
-        <w:t>:* Не бійся мене хрестити,* Я бо прийшов спасти Адама первозданного.</w:t>
+        <w:t>У струях днесь Йорданових був Господь,* каже Йоанові:* Не бійся мене хрестити,* Я бо прийшов спасти Адама первозданного.</w:t>
       </w:r>
     </w:p>
     <w:p>
